--- a/backend/plugin/render_book/templates/gongkao_xingce/1.0.0/template.docx
+++ b/backend/plugin/render_book/templates/gongkao_xingce/1.0.0/template.docx
@@ -637,7 +637,13 @@
         <w:tab/>
       </w:r>
       <w:r>
-        <w:t>{% for seg in q.stem_segments %}{% if seg.bold %}</w:t>
+        <w:t>{% for seg in q.stem_segments %}{% if seg.is_img %}</w:t>
+      </w:r>
+      <w:r>
+        <w:t>{{ seg.img }}</w:t>
+      </w:r>
+      <w:r>
+        <w:t>{% elif seg.bold %}</w:t>
       </w:r>
       <w:r>
         <w:rPr>
